--- a/Science Books/Evolution/01 - What Is Life - Schrodingers Question and the Order in the Disorder.docx
+++ b/Science Books/Evolution/01 - What Is Life - Schrodingers Question and the Order in the Disorder.docx
@@ -5,6 +5,8 @@
     <w:p>
       <w:pPr>
         <w:pStyle w:val="Title"/>
+        <w:ind w:left="0" w:right="0" w:firstLine="0"/>
+        <w:jc w:val="center"/>
       </w:pPr>
       <w:r>
         <w:t>Life: Science for Everyone</w:t>
@@ -13,6 +15,8 @@
     <w:p>
       <w:pPr>
         <w:pStyle w:val="Heading1"/>
+        <w:ind w:left="0" w:right="0" w:firstLine="0"/>
+        <w:jc w:val="center"/>
       </w:pPr>
       <w:r>
         <w:t>Chapter 1</w:t>
@@ -21,6 +25,8 @@
     <w:p>
       <w:pPr>
         <w:pStyle w:val="Heading1"/>
+        <w:ind w:left="0" w:right="0" w:firstLine="0"/>
+        <w:jc w:val="center"/>
       </w:pPr>
       <w:r>
         <w:t>What Is Life? Schrödinger's Question and the Order in the Disorder</w:t>
@@ -29,255 +35,331 @@
     <w:p>
       <w:pPr>
         <w:pStyle w:val="Heading1"/>
+        <w:ind w:left="0" w:right="0" w:firstLine="0"/>
+        <w:jc w:val="center"/>
       </w:pPr>
       <w:r>
         <w:t>A Question Everybody Can Answer Until They Try</w:t>
       </w:r>
     </w:p>
     <w:p>
-      <w:pPr/>
+      <w:pPr>
+        <w:ind w:left="0" w:right="0" w:firstLine="0"/>
+        <w:jc w:val="center"/>
+      </w:pPr>
       <w:r>
-        <w:t>Ask a child what is alive and you will get a confident answer.</w:t>
+        <w:t>Ask a child what is alive, and you get a fast, confident answer.</w:t>
       </w:r>
-    </w:p>
-    <w:p>
-      <w:pPr/>
       <w:r>
+        <w:br/>
+        <w:br/>
         <w:t>The dog is alive.</w:t>
       </w:r>
-    </w:p>
-    <w:p>
-      <w:pPr/>
       <w:r>
+        <w:br/>
+        <w:br/>
         <w:t>The rock is not.</w:t>
       </w:r>
-    </w:p>
-    <w:p>
-      <w:pPr/>
       <w:r>
-        <w:t>The tree is alive, though it is a slightly suspicious kind of alive because it does not do much.</w:t>
+        <w:br/>
+        <w:br/>
+        <w:t>The tree is alive too, though it feels like a quieter kind of alive, since it does not move or do much.</w:t>
       </w:r>
-    </w:p>
-    <w:p>
-      <w:pPr/>
       <w:r>
-        <w:t>Ask a biologist the same question and you will get a pause.</w:t>
+        <w:br/>
+        <w:br/>
+        <w:t>Ask a biologist the same question, and you get a pause instead.</w:t>
       </w:r>
-    </w:p>
-    <w:p>
-      <w:pPr/>
       <w:r>
+        <w:br/>
+        <w:br/>
         <w:t>Then a list.</w:t>
       </w:r>
-    </w:p>
-    <w:p>
-      <w:pPr/>
       <w:r>
+        <w:br/>
+        <w:br/>
         <w:t>Then an argument about the list.</w:t>
       </w:r>
-    </w:p>
-    <w:p>
-      <w:pPr/>
       <w:r>
-        <w:t>This is not because biologists are slow.</w:t>
+        <w:br/>
+        <w:br/>
+        <w:t>That pause does not mean biologists are slow.</w:t>
       </w:r>
-    </w:p>
-    <w:p>
-      <w:pPr/>
       <w:r>
-        <w:t>It is because the question is harder than it looks, and the honest answer has a shape that takes a book to draw.</w:t>
+        <w:br/>
+        <w:br/>
+        <w:t>It means the question is harder than it looks.</w:t>
       </w:r>
-    </w:p>
-    <w:p>
-      <w:pPr/>
       <w:r>
+        <w:br/>
+        <w:br/>
+        <w:t>The honest answer takes an entire book to draw out fully.</w:t>
+      </w:r>
+      <w:r>
+        <w:br/>
+        <w:br/>
         <w:t>This is that book.</w:t>
       </w:r>
     </w:p>
     <w:p>
       <w:pPr>
         <w:pStyle w:val="Heading1"/>
+        <w:ind w:left="0" w:right="0" w:firstLine="0"/>
+        <w:jc w:val="center"/>
       </w:pPr>
       <w:r>
         <w:t>Definitions Fail at the Edges</w:t>
       </w:r>
     </w:p>
     <w:p>
-      <w:pPr/>
+      <w:pPr>
+        <w:ind w:left="0" w:right="0" w:firstLine="0"/>
+        <w:jc w:val="center"/>
+      </w:pPr>
       <w:r>
-        <w:t>Every tidy definition of life has a border, and something always lives on the border.</w:t>
+        <w:t>Every tidy definition of life has a border.</w:t>
       </w:r>
-    </w:p>
-    <w:p>
-      <w:pPr/>
       <w:r>
-        <w:t>A virus has genes, evolves, and reproduces.</w:t>
+        <w:br/>
+        <w:br/>
+        <w:t>And something always lives right on that border, refusing to fit cleanly on either side.</w:t>
       </w:r>
-    </w:p>
-    <w:p>
-      <w:pPr/>
       <w:r>
-        <w:t>It also does nothing at all on its own. Outside a cell it is a package of chemicals waiting for a lift.</w:t>
+        <w:br/>
+        <w:br/>
+        <w:t>Take a virus, a tiny package of genetic instructions wrapped in a protein shell.</w:t>
       </w:r>
-    </w:p>
-    <w:p>
-      <w:pPr/>
       <w:r>
-        <w:t>Fire consumes fuel, grows, spreads, and produces more fire.</w:t>
+        <w:br/>
+        <w:br/>
+        <w:t>A virus has genes. It evolves. It reproduces.</w:t>
       </w:r>
-    </w:p>
-    <w:p>
-      <w:pPr/>
       <w:r>
-        <w:t>Nobody thinks fire is alive, but it is surprisingly hard to say exactly which box on the checklist it fails.</w:t>
+        <w:br/>
+        <w:br/>
+        <w:t>But it does nothing at all by itself.</w:t>
       </w:r>
-    </w:p>
-    <w:p>
-      <w:pPr/>
       <w:r>
-        <w:t>A crystal grows and copies its own pattern.</w:t>
+        <w:br/>
+        <w:br/>
+        <w:t>Outside a cell, a virus is just a package of chemicals, waiting for a ride.</w:t>
       </w:r>
-    </w:p>
-    <w:p>
-      <w:pPr/>
       <w:r>
-        <w:t>A mule is unquestionably alive and cannot reproduce.</w:t>
+        <w:br/>
+        <w:br/>
+        <w:t>Now take fire.</w:t>
       </w:r>
-    </w:p>
-    <w:p>
-      <w:pPr/>
       <w:r>
-        <w:t>A frozen embryo does nothing for years and then, thawed, becomes a person.</w:t>
+        <w:br/>
+        <w:br/>
+        <w:t>Fire eats fuel, grows, spreads, and makes more fire.</w:t>
       </w:r>
-    </w:p>
-    <w:p>
-      <w:pPr/>
       <w:r>
-        <w:t>A dormant seed can wait a thousand years.</w:t>
+        <w:br/>
+        <w:br/>
+        <w:t>Nobody thinks fire is alive.</w:t>
       </w:r>
-    </w:p>
-    <w:p>
-      <w:pPr/>
       <w:r>
-        <w:t>So the edges are messy.</w:t>
+        <w:br/>
+        <w:br/>
+        <w:t>But it is oddly hard to say which item on a life checklist fire actually fails.</w:t>
       </w:r>
-    </w:p>
-    <w:p>
-      <w:pPr/>
       <w:r>
-        <w:t>That is not a failure of biology.</w:t>
+        <w:br/>
+        <w:br/>
+        <w:t>A crystal grows and copies its own pattern, atom by atom, over and over.</w:t>
       </w:r>
-    </w:p>
-    <w:p>
-      <w:pPr/>
       <w:r>
+        <w:br/>
+        <w:br/>
+        <w:t>A mule is unquestionably alive, yet a mule almost never manages to reproduce.</w:t>
+      </w:r>
+      <w:r>
+        <w:br/>
+        <w:br/>
+        <w:t>A frozen embryo can sit still for years, doing nothing, and then, once thawed and warmed, grow into a person.</w:t>
+      </w:r>
+      <w:r>
+        <w:br/>
+        <w:br/>
+        <w:t>A dormant seed, one that has not sprouted yet, can wait a thousand years before it finally grows, longer than most countries have existed.</w:t>
+      </w:r>
+      <w:r>
+        <w:br/>
+        <w:br/>
+        <w:t>So yes, the edges are messy.</w:t>
+      </w:r>
+      <w:r>
+        <w:br/>
+        <w:br/>
+        <w:t>That messiness is not a failure of biology.</w:t>
+      </w:r>
+      <w:r>
+        <w:br/>
+        <w:br/>
         <w:t>It is a hint about what life actually is.</w:t>
       </w:r>
     </w:p>
     <w:p>
       <w:pPr>
         <w:pStyle w:val="Heading1"/>
+        <w:ind w:left="0" w:right="0" w:firstLine="0"/>
+        <w:jc w:val="center"/>
       </w:pPr>
       <w:r>
         <w:t>The Definition That Works Well Enough</w:t>
       </w:r>
     </w:p>
     <w:p>
-      <w:pPr/>
+      <w:pPr>
+        <w:ind w:left="0" w:right="0" w:firstLine="0"/>
+        <w:jc w:val="center"/>
+      </w:pPr>
       <w:r>
-        <w:t>When people who hunt for life on other planets need a working definition, they usually settle on one sentence.</w:t>
+        <w:t>People who search for life on other planets need a definition that travels well beyond Earth.</w:t>
       </w:r>
-    </w:p>
-    <w:p>
-      <w:pPr/>
       <w:r>
-        <w:t>Life is a self-sustaining chemical system capable of Darwinian evolution.</w:t>
+        <w:br/>
+        <w:br/>
+        <w:t>They usually settle on one sentence.</w:t>
       </w:r>
-    </w:p>
-    <w:p>
-      <w:pPr/>
       <w:r>
+        <w:br/>
+        <w:br/>
+        <w:t xml:space="preserve">Life is a </w:t>
+      </w:r>
+      <w:r>
+        <w:rPr>
+          <w:b/>
+        </w:rPr>
+        <w:t>self-sustaining chemical system capable of Darwinian evolution</w:t>
+      </w:r>
+      <w:r>
+        <w:t>.</w:t>
+      </w:r>
+      <w:r>
+        <w:br/>
+        <w:br/>
+        <w:t>In plain words: chemistry that keeps itself running, and that can change over generations in ways that get passed down.</w:t>
+      </w:r>
+      <w:r>
+        <w:br/>
+        <w:br/>
         <w:t>It is not poetic.</w:t>
       </w:r>
-    </w:p>
-    <w:p>
-      <w:pPr/>
       <w:r>
+        <w:br/>
+        <w:br/>
         <w:t>It is useful.</w:t>
       </w:r>
-    </w:p>
-    <w:p>
-      <w:pPr/>
       <w:r>
-        <w:t>Notice what it does not say.</w:t>
+        <w:br/>
+        <w:br/>
+        <w:t>Notice what this definition leaves out.</w:t>
       </w:r>
-    </w:p>
-    <w:p>
-      <w:pPr/>
       <w:r>
-        <w:t>It does not mention cells, DNA, water, carbon, or Earth.</w:t>
+        <w:br/>
+        <w:br/>
+        <w:t>It does not mention cells, DNA, water, carbon, or even Earth.</w:t>
       </w:r>
-    </w:p>
-    <w:p>
-      <w:pPr/>
       <w:r>
-        <w:t>It says: chemistry that keeps itself going, and that can evolve.</w:t>
+        <w:br/>
+        <w:br/>
+        <w:t>It just says: chemistry that keeps itself going, and chemistry that can evolve.</w:t>
       </w:r>
-    </w:p>
-    <w:p>
-      <w:pPr/>
       <w:r>
-        <w:t>Every strange case on the border can now be sorted.</w:t>
+        <w:br/>
+        <w:br/>
+        <w:t>With that in hand, every strange border case sorts itself out.</w:t>
       </w:r>
-    </w:p>
-    <w:p>
-      <w:pPr/>
       <w:r>
-        <w:t>A virus is part of an evolving system, but it is not self-sustaining, so it sits at the edge, which is exactly where it feels like it belongs.</w:t>
+        <w:br/>
+        <w:br/>
+        <w:t>A virus is part of a larger evolving system.</w:t>
       </w:r>
-    </w:p>
-    <w:p>
-      <w:pPr/>
       <w:r>
-        <w:t>Fire sustains itself but does not evolve. A big fire is not the descendant of a better small fire.</w:t>
+        <w:br/>
+        <w:br/>
+        <w:t>But it cannot sustain itself alone.</w:t>
       </w:r>
-    </w:p>
-    <w:p>
-      <w:pPr/>
       <w:r>
-        <w:t>A crystal copies a pattern but cannot copy a mistake in a way that makes the next crystal different and then better.</w:t>
+        <w:br/>
+        <w:br/>
+        <w:t>So it sits right at the edge, which is exactly where it feels like it belongs.</w:t>
       </w:r>
-    </w:p>
-    <w:p>
-      <w:pPr/>
       <w:r>
-        <w:t>That last point is the deep one, and we will come back to it.</w:t>
+        <w:br/>
+        <w:br/>
+        <w:t>Fire sustains itself, but it does not evolve.</w:t>
+      </w:r>
+      <w:r>
+        <w:br/>
+        <w:br/>
+        <w:t>A big fire is not the descendant of a smaller, better fire that came before it.</w:t>
+      </w:r>
+      <w:r>
+        <w:br/>
+        <w:br/>
+        <w:t>A crystal copies a pattern.</w:t>
+      </w:r>
+      <w:r>
+        <w:br/>
+        <w:br/>
+        <w:t>But it cannot copy a mistake in a useful way.</w:t>
+      </w:r>
+      <w:r>
+        <w:br/>
+        <w:br/>
+        <w:t>It cannot make the next crystal different, and then better.</w:t>
+      </w:r>
+      <w:r>
+        <w:br/>
+        <w:br/>
+        <w:t>That last point, about mistakes that can become improvements, is the deep one.</w:t>
+      </w:r>
+      <w:r>
+        <w:br/>
+        <w:br/>
+        <w:t>We will come back to it.</w:t>
       </w:r>
     </w:p>
     <w:p>
       <w:pPr>
         <w:pStyle w:val="Heading1"/>
+        <w:ind w:left="0" w:right="0" w:firstLine="0"/>
+        <w:jc w:val="center"/>
       </w:pPr>
       <w:r>
         <w:t>The Physicist Who Asked</w:t>
       </w:r>
     </w:p>
     <w:p>
-      <w:pPr/>
+      <w:pPr>
+        <w:ind w:left="0" w:right="0" w:firstLine="0"/>
+        <w:jc w:val="center"/>
+      </w:pPr>
       <w:r>
-        <w:t>In 1943 a physicist gave three lectures in Dublin about biology.</w:t>
+        <w:t>In 1943, a physicist gave three public lectures in Dublin about biology, a field that was not his own.</w:t>
       </w:r>
-    </w:p>
-    <w:p>
-      <w:pPr/>
       <w:r>
-        <w:t>His name was Erwin Schrödinger, and he had already won a Nobel Prize for the wave equation that carries his name, the one that governs electrons and, as it turns out, cats.</w:t>
+        <w:br/>
+        <w:br/>
+        <w:t>His name was Erwin Schrödinger, a physicist who had already won a Nobel Prize.</w:t>
       </w:r>
-    </w:p>
-    <w:p>
-      <w:pPr/>
       <w:r>
-        <w:t xml:space="preserve">The lectures became a small book in 1944 called </w:t>
+        <w:br/>
+        <w:br/>
+        <w:t>He won it for an equation describing how tiny particles, like electrons, behave.</w:t>
+      </w:r>
+      <w:r>
+        <w:br/>
+        <w:br/>
+        <w:t>He is also the physicist behind a famous thought experiment about a cat that gets imagined as both alive and dead at once, just to show how strange those particle rules become once you scale them up to something the size of a cat.</w:t>
+      </w:r>
+      <w:r>
+        <w:br/>
+        <w:br/>
+        <w:t xml:space="preserve">His three Dublin lectures became a short book in 1944, called </w:t>
       </w:r>
       <w:r>
         <w:rPr>
@@ -285,706 +367,815 @@
         </w:rPr>
         <w:t>What Is Life?</w:t>
       </w:r>
-    </w:p>
-    <w:p>
-      <w:pPr/>
       <w:r>
-        <w:t>Schrödinger knew almost nothing about biology in the professional sense.</w:t>
+        <w:br/>
+        <w:br/>
+        <w:t>Schrödinger knew almost nothing about biology, in the professional sense.</w:t>
       </w:r>
-    </w:p>
-    <w:p>
-      <w:pPr/>
       <w:r>
-        <w:t>That was his advantage.</w:t>
+        <w:br/>
+        <w:br/>
+        <w:t>That gap in his knowledge turned out to be his advantage.</w:t>
       </w:r>
-    </w:p>
-    <w:p>
-      <w:pPr/>
       <w:r>
-        <w:t>He asked the questions a physicist would ask, and two of his guesses turned out to be spectacularly good.</w:t>
+        <w:br/>
+        <w:br/>
+        <w:t>He asked the plain questions a physicist would ask.</w:t>
+      </w:r>
+      <w:r>
+        <w:br/>
+        <w:br/>
+        <w:t>And two of his guesses turned out to be spectacularly good.</w:t>
       </w:r>
     </w:p>
     <w:p>
       <w:pPr>
         <w:pStyle w:val="Heading1"/>
+        <w:ind w:left="0" w:right="0" w:firstLine="0"/>
+        <w:jc w:val="center"/>
       </w:pPr>
       <w:r>
         <w:t>Order Bought With Disorder</w:t>
       </w:r>
     </w:p>
     <w:p>
-      <w:pPr/>
+      <w:pPr>
+        <w:ind w:left="0" w:right="0" w:firstLine="0"/>
+        <w:jc w:val="center"/>
+      </w:pPr>
       <w:r>
-        <w:t>Schrödinger's first puzzle was thermodynamic.</w:t>
+        <w:t>Schrödinger's first puzzle came from thermodynamics, the branch of physics that deals with heat, energy, and disorder.</w:t>
       </w:r>
-    </w:p>
-    <w:p>
-      <w:pPr/>
       <w:r>
-        <w:t>The second law of thermodynamics says that, left to itself, everything tends toward disorder.</w:t>
+        <w:br/>
+        <w:br/>
+        <w:t xml:space="preserve">The </w:t>
       </w:r>
-    </w:p>
-    <w:p>
-      <w:pPr/>
       <w:r>
-        <w:t>Hot coffee cools. Tidy rooms become untidy. Sandcastles become sand.</w:t>
+        <w:rPr>
+          <w:b/>
+        </w:rPr>
+        <w:t>second law of thermodynamics</w:t>
       </w:r>
-    </w:p>
-    <w:p>
-      <w:pPr/>
       <w:r>
-        <w:t>A living thing looks like a standing insult to that law.</w:t>
+        <w:t xml:space="preserve"> says that, left alone, everything drifts toward disorder.</w:t>
       </w:r>
-    </w:p>
-    <w:p>
-      <w:pPr/>
       <w:r>
-        <w:t>An egg becomes a chicken, which is far more organized than an egg.</w:t>
+        <w:br/>
+        <w:br/>
+        <w:t>Hot coffee cools down. Tidy rooms get messy. Sandcastles crumble into sand.</w:t>
       </w:r>
-    </w:p>
-    <w:p>
-      <w:pPr/>
       <w:r>
-        <w:t>You have kept roughly the same shape for years while trillions of molecules have passed through you.</w:t>
+        <w:br/>
+        <w:br/>
+        <w:t>A living thing looks like it is breaking that law.</w:t>
       </w:r>
-    </w:p>
-    <w:p>
-      <w:pPr/>
       <w:r>
-        <w:t>Schrödinger's answer was that life does not break the second law.</w:t>
+        <w:br/>
+        <w:br/>
+        <w:t>An egg becomes a chicken, and a chicken is far more organized than an egg ever was.</w:t>
       </w:r>
-    </w:p>
-    <w:p>
-      <w:pPr/>
       <w:r>
-        <w:t>It pays for its order.</w:t>
+        <w:br/>
+        <w:br/>
+        <w:t>You have kept roughly the same shape for years.</w:t>
       </w:r>
-    </w:p>
-    <w:p>
-      <w:pPr/>
       <w:r>
-        <w:t>An organism takes in low-entropy energy and matter, food, sunlight, chemical fuel, and exports disorder into its surroundings as heat and waste.</w:t>
+        <w:br/>
+        <w:br/>
+        <w:t>Trillions of molecules, more than there are stars in our galaxy, have passed through your body in that time.</w:t>
       </w:r>
-    </w:p>
-    <w:p>
-      <w:pPr/>
       <w:r>
-        <w:t>The total disorder of the universe still goes up.</w:t>
+        <w:br/>
+        <w:br/>
+        <w:t>Schrödinger's answer: life does not break the second law.</w:t>
       </w:r>
-    </w:p>
-    <w:p>
-      <w:pPr/>
       <w:r>
-        <w:t>Locally, inside the skin, order is maintained, and the bill is paid outside the skin.</w:t>
+        <w:br/>
+        <w:br/>
+        <w:t>Life pays for its order instead.</w:t>
       </w:r>
-    </w:p>
-    <w:p>
-      <w:pPr/>
       <w:r>
-        <w:t>He put it memorably: an organism feeds on negative entropy.</w:t>
+        <w:br/>
+        <w:br/>
+        <w:t>An organism takes in low-entropy energy, meaning energy that is still neatly organized and usable, such as food, sunlight, or chemical fuel.</w:t>
       </w:r>
-    </w:p>
-    <w:p>
-      <w:pPr/>
       <w:r>
-        <w:t>A modern physicist would phrase it differently, but the picture holds.</w:t>
+        <w:br/>
+        <w:br/>
+        <w:t>Entropy is just the measure of disorder, so “low-entropy” means “not yet scattered.”</w:t>
       </w:r>
-    </w:p>
-    <w:p>
-      <w:pPr/>
       <w:r>
-        <w:t>Life is an island of order in a universe that is running down, and the island exists only because a river of energy flows through it.</w:t>
+        <w:br/>
+        <w:br/>
+        <w:t>The organism then exports disorder back out, as heat and waste.</w:t>
       </w:r>
-    </w:p>
-    <w:p>
-      <w:pPr/>
       <w:r>
-        <w:t>Stop the river and the island is gone within minutes.</w:t>
+        <w:br/>
+        <w:br/>
+        <w:t>The total disorder of the universe still goes up, exactly as the law demands.</w:t>
+      </w:r>
+      <w:r>
+        <w:br/>
+        <w:br/>
+        <w:t>Locally, inside your skin, order is maintained.</w:t>
+      </w:r>
+      <w:r>
+        <w:br/>
+        <w:br/>
+        <w:t>The bill for that order gets paid outside your skin.</w:t>
+      </w:r>
+      <w:r>
+        <w:br/>
+        <w:br/>
+        <w:t xml:space="preserve">Schrödinger put it memorably: an organism feeds on </w:t>
+      </w:r>
+      <w:r>
+        <w:rPr>
+          <w:b/>
+        </w:rPr>
+        <w:t>negative entropy</w:t>
+      </w:r>
+      <w:r>
+        <w:t>, his term for usable order.</w:t>
+      </w:r>
+      <w:r>
+        <w:br/>
+        <w:br/>
+        <w:t>A modern physicist would phrase it a little differently today.</w:t>
+      </w:r>
+      <w:r>
+        <w:br/>
+        <w:br/>
+        <w:t>But the picture still holds up.</w:t>
+      </w:r>
+      <w:r>
+        <w:br/>
+        <w:br/>
+        <w:t>Life is an island of order, floating in a universe that is slowly running down.</w:t>
+      </w:r>
+      <w:r>
+        <w:br/>
+        <w:br/>
+        <w:t>That island exists only because a river of energy keeps flowing through it.</w:t>
+      </w:r>
+      <w:r>
+        <w:br/>
+        <w:br/>
+        <w:t>Stop the river, and the island disappears within minutes.</w:t>
       </w:r>
     </w:p>
     <w:p>
       <w:pPr>
         <w:pStyle w:val="Heading1"/>
+        <w:ind w:left="0" w:right="0" w:firstLine="0"/>
+        <w:jc w:val="center"/>
       </w:pPr>
       <w:r>
         <w:t>The Guess That Beat the Evidence by Nine Years</w:t>
       </w:r>
     </w:p>
     <w:p>
-      <w:pPr/>
+      <w:pPr>
+        <w:ind w:left="0" w:right="0" w:firstLine="0"/>
+        <w:jc w:val="center"/>
+      </w:pPr>
       <w:r>
-        <w:t>Schrödinger's second puzzle was heredity.</w:t>
+        <w:t>Schrödinger's second puzzle was heredity, the passing of traits from parent to offspring.</w:t>
       </w:r>
-    </w:p>
-    <w:p>
-      <w:pPr/>
       <w:r>
-        <w:t>How can a molecule inside a cell store enough instructions to build a human, and store them so stably that they survive for generations?</w:t>
+        <w:br/>
+        <w:br/>
+        <w:t>How can a molecule inside a single cell store enough instructions to build an entire human being?</w:t>
       </w:r>
-    </w:p>
-    <w:p>
-      <w:pPr/>
       <w:r>
-        <w:t>In 1944 nobody knew what genes were made of.</w:t>
+        <w:br/>
+        <w:br/>
+        <w:t>And how can it store those instructions so stably that they survive for generations?</w:t>
       </w:r>
-    </w:p>
-    <w:p>
-      <w:pPr/>
       <w:r>
-        <w:t>Many suspected proteins. DNA was considered too boring, a repetitive filler molecule.</w:t>
+        <w:br/>
+        <w:br/>
+        <w:t>In 1944, nobody yet knew what genes were actually made of.</w:t>
       </w:r>
-    </w:p>
-    <w:p>
-      <w:pPr/>
       <w:r>
-        <w:t>Schrödinger reasoned from physics.</w:t>
+        <w:br/>
+        <w:br/>
+        <w:t>Many scientists suspected proteins.</w:t>
       </w:r>
-    </w:p>
-    <w:p>
-      <w:pPr/>
       <w:r>
-        <w:t>A crystal is stable, but a normal crystal is repetitive. Sodium, chloride, sodium, chloride. It contains almost no information.</w:t>
+        <w:br/>
+        <w:br/>
+        <w:t>DNA was considered too boring for the job, dismissed as a repetitive filler molecule.</w:t>
       </w:r>
-    </w:p>
-    <w:p>
-      <w:pPr/>
       <w:r>
-        <w:t>What was needed was something as stable as a crystal but not repetitive.</w:t>
+        <w:br/>
+        <w:br/>
+        <w:t>Schrödinger reasoned it out from physics instead of biology.</w:t>
       </w:r>
-    </w:p>
-    <w:p>
-      <w:pPr/>
       <w:r>
-        <w:t>He called it an aperiodic crystal.</w:t>
+        <w:br/>
+        <w:br/>
+        <w:t>A crystal is stable, he noted, but an ordinary crystal just repeats the same pattern: sodium, chloride, sodium, chloride.</w:t>
       </w:r>
-    </w:p>
-    <w:p>
-      <w:pPr/>
       <w:r>
-        <w:t>In 1953 the structure of DNA was published. It is a long, stable, non-repeating molecule whose sequence carries information.</w:t>
+        <w:br/>
+        <w:br/>
+        <w:t>A pattern that only repeats contains almost no information.</w:t>
       </w:r>
-    </w:p>
-    <w:p>
-      <w:pPr/>
       <w:r>
-        <w:t>An aperiodic crystal.</w:t>
+        <w:br/>
+        <w:br/>
+        <w:t>What heredity needed was something as stable as a crystal, but not repetitive.</w:t>
       </w:r>
-    </w:p>
-    <w:p>
-      <w:pPr/>
       <w:r>
-        <w:t>Both discoverers of that structure, James Watson and Francis Crick, said later that Schrödinger's little book had helped pull them toward the problem.</w:t>
+        <w:br/>
+        <w:br/>
+        <w:t xml:space="preserve">He called this hypothetical molecule an </w:t>
       </w:r>
-    </w:p>
-    <w:p>
-      <w:pPr/>
       <w:r>
-        <w:t>A physicist guessing in the dark had described the shape of the answer before anyone had turned on the light.</w:t>
+        <w:rPr>
+          <w:b/>
+        </w:rPr>
+        <w:t>aperiodic crystal</w:t>
+      </w:r>
+      <w:r>
+        <w:t>, a stable structure whose pattern never repeats.</w:t>
+      </w:r>
+      <w:r>
+        <w:br/>
+        <w:br/>
+        <w:t>In 1953, the actual structure of DNA was finally published.</w:t>
+      </w:r>
+      <w:r>
+        <w:br/>
+        <w:br/>
+        <w:t>DNA turned out to be a long, stable molecule whose sequence never repeats, and that sequence carries information.</w:t>
+      </w:r>
+      <w:r>
+        <w:br/>
+        <w:br/>
+        <w:t>In short: an aperiodic crystal, just as Schrödinger had guessed nine years earlier.</w:t>
+      </w:r>
+      <w:r>
+        <w:br/>
+        <w:br/>
+        <w:t>James Watson and Francis Crick, the two scientists who worked out DNA's structure, both later said Schrödinger's little book had helped pull them toward the problem.</w:t>
+      </w:r>
+      <w:r>
+        <w:br/>
+        <w:br/>
+        <w:t>A physicist, guessing in the dark, had described the shape of the answer before anyone had switched on the light.</w:t>
       </w:r>
     </w:p>
     <w:p>
       <w:pPr>
         <w:pStyle w:val="Heading1"/>
+        <w:ind w:left="0" w:right="0" w:firstLine="0"/>
+        <w:jc w:val="center"/>
       </w:pPr>
       <w:r>
         <w:t>The Checklist</w:t>
       </w:r>
     </w:p>
     <w:p>
-      <w:pPr/>
+      <w:pPr>
+        <w:ind w:left="0" w:right="0" w:firstLine="0"/>
+        <w:jc w:val="center"/>
+      </w:pPr>
       <w:r>
-        <w:t>Biology textbooks still teach a checklist, and it is worth having.</w:t>
+        <w:t>Biology textbooks still teach a checklist for what counts as life, and it is worth knowing.</w:t>
       </w:r>
-    </w:p>
-    <w:p>
-      <w:pPr/>
       <w:r>
-        <w:t>A living thing has a boundary. Something separates inside from outside.</w:t>
+        <w:br/>
+        <w:br/>
+        <w:t>A living thing has a boundary: something that separates its inside from the outside world.</w:t>
       </w:r>
-    </w:p>
-    <w:p>
-      <w:pPr/>
       <w:r>
-        <w:t>It has a metabolism. It takes in energy and matter and uses them.</w:t>
+        <w:br/>
+        <w:br/>
+        <w:t xml:space="preserve">It has a </w:t>
       </w:r>
-    </w:p>
-    <w:p>
-      <w:pPr/>
       <w:r>
-        <w:t>It keeps itself steady. Biologists call this homeostasis, holding temperature, acidity, and chemistry within limits while the world outside changes.</w:t>
+        <w:rPr>
+          <w:b/>
+        </w:rPr>
+        <w:t>metabolism</w:t>
       </w:r>
-    </w:p>
-    <w:p>
-      <w:pPr/>
       <w:r>
+        <w:t>: it takes in energy and matter, and puts them to use.</w:t>
+      </w:r>
+      <w:r>
+        <w:br/>
+        <w:br/>
+        <w:t xml:space="preserve">It keeps itself steady, a trick biologists call </w:t>
+      </w:r>
+      <w:r>
+        <w:rPr>
+          <w:b/>
+        </w:rPr>
+        <w:t>homeostasis</w:t>
+      </w:r>
+      <w:r>
+        <w:t>.</w:t>
+      </w:r>
+      <w:r>
+        <w:br/>
+        <w:br/>
+        <w:t>Homeostasis means holding your temperature, acidity, and chemistry within safe limits, even while the world outside keeps changing.</w:t>
+      </w:r>
+      <w:r>
+        <w:br/>
+        <w:br/>
         <w:t>It reproduces.</w:t>
       </w:r>
-    </w:p>
-    <w:p>
-      <w:pPr/>
       <w:r>
-        <w:t>It passes on heredity. The copies resemble the parent.</w:t>
+        <w:br/>
+        <w:br/>
+        <w:t>It passes on heredity, meaning the copies resemble the parent.</w:t>
       </w:r>
-    </w:p>
-    <w:p>
-      <w:pPr/>
       <w:r>
-        <w:t>And it evolves. Over generations, the copies change, and the changes that help become more common.</w:t>
+        <w:br/>
+        <w:br/>
+        <w:t>And it evolves: over generations, the copies change, and the changes that help tend to stick around.</w:t>
       </w:r>
-    </w:p>
-    <w:p>
-      <w:pPr/>
       <w:r>
-        <w:t>Six items.</w:t>
+        <w:br/>
+        <w:br/>
+        <w:t>That is six items in total.</w:t>
       </w:r>
-    </w:p>
-    <w:p>
-      <w:pPr/>
       <w:r>
-        <w:t>The first five describe a machine that maintains and copies itself.</w:t>
+        <w:br/>
+        <w:br/>
+        <w:t>The first five describe a machine that maintains itself and copies itself.</w:t>
       </w:r>
-    </w:p>
-    <w:p>
-      <w:pPr/>
       <w:r>
-        <w:t>The sixth describes a process that can, given time, produce every other item on the list.</w:t>
+        <w:br/>
+        <w:br/>
+        <w:t>The sixth describes something different: a process that, given enough time, can produce every other item on the list.</w:t>
       </w:r>
-    </w:p>
-    <w:p>
-      <w:pPr/>
       <w:r>
-        <w:t>That is why evolution is the deepest entry.</w:t>
+        <w:br/>
+        <w:br/>
+        <w:t>That is why evolution is the deepest entry on the checklist.</w:t>
       </w:r>
-    </w:p>
-    <w:p>
-      <w:pPr/>
       <w:r>
-        <w:t>Boundaries, metabolism, and heredity are things evolution built.</w:t>
+        <w:br/>
+        <w:br/>
+        <w:t>Boundaries, metabolism, and heredity are all things evolution built.</w:t>
       </w:r>
-    </w:p>
-    <w:p>
-      <w:pPr/>
       <w:r>
-        <w:t>Evolution is the only item that builds.</w:t>
+        <w:br/>
+        <w:br/>
+        <w:t>Evolution is the only item on the list that builds anything at all.</w:t>
       </w:r>
     </w:p>
     <w:p>
       <w:pPr>
         <w:pStyle w:val="Heading1"/>
+        <w:ind w:left="0" w:right="0" w:firstLine="0"/>
+        <w:jc w:val="center"/>
       </w:pPr>
       <w:r>
         <w:t>A Process, Not a Substance</w:t>
       </w:r>
     </w:p>
     <w:p>
-      <w:pPr/>
+      <w:pPr>
+        <w:ind w:left="0" w:right="0" w:firstLine="0"/>
+        <w:jc w:val="center"/>
+      </w:pPr>
       <w:r>
-        <w:t>Here is the idea that will do the most work in this book.</w:t>
+        <w:t>Here is the idea that will do the most work in this whole book.</w:t>
       </w:r>
-    </w:p>
-    <w:p>
-      <w:pPr/>
       <w:r>
+        <w:br/>
+        <w:br/>
         <w:t>Life is not a substance.</w:t>
       </w:r>
-    </w:p>
-    <w:p>
-      <w:pPr/>
       <w:r>
-        <w:t>There is no vital ingredient, no spark, no special fluid.</w:t>
+        <w:br/>
+        <w:br/>
+        <w:t>There is no vital ingredient hiding inside you, no spark, no special fluid.</w:t>
       </w:r>
-    </w:p>
-    <w:p>
-      <w:pPr/>
       <w:r>
-        <w:t>Every atom in you is an ordinary atom of the ordinary kind found in rocks and air. Most of them were not in you a few years ago. Many will not be in you a few years from now.</w:t>
+        <w:br/>
+        <w:br/>
+        <w:t>Every atom in your body is an ordinary atom, the same kind found in rocks and air.</w:t>
       </w:r>
-    </w:p>
-    <w:p>
-      <w:pPr/>
       <w:r>
-        <w:t>What persists is not the matter.</w:t>
+        <w:br/>
+        <w:br/>
+        <w:t>Most of those atoms were not part of you a few years ago.</w:t>
       </w:r>
-    </w:p>
-    <w:p>
-      <w:pPr/>
       <w:r>
-        <w:t>What persists is the pattern, and the pattern persists only because it keeps running.</w:t>
+        <w:br/>
+        <w:br/>
+        <w:t>Many will not still be part of you a few years from now.</w:t>
       </w:r>
-    </w:p>
-    <w:p>
-      <w:pPr/>
       <w:r>
-        <w:t>A flame is the classic example.</w:t>
+        <w:br/>
+        <w:br/>
+        <w:t>So what persists is not the matter itself.</w:t>
       </w:r>
-    </w:p>
-    <w:p>
-      <w:pPr/>
       <w:r>
-        <w:t>A candle flame holds its shape for hours while wax and oxygen flow through it and become gas and heat.</w:t>
+        <w:br/>
+        <w:br/>
+        <w:t>What persists is the pattern, and the pattern survives only because it keeps running.</w:t>
       </w:r>
-    </w:p>
-    <w:p>
-      <w:pPr/>
       <w:r>
-        <w:t>Nothing in the flame stays.</w:t>
+        <w:br/>
+        <w:br/>
+        <w:t>Think of a candle flame.</w:t>
       </w:r>
-    </w:p>
-    <w:p>
-      <w:pPr/>
       <w:r>
-        <w:t>The flame stays.</w:t>
+        <w:br/>
+        <w:br/>
+        <w:t>A candle flame holds its shape for hours, even while wax and oxygen flow through it and turn into gas and heat.</w:t>
       </w:r>
-    </w:p>
-    <w:p>
-      <w:pPr/>
       <w:r>
-        <w:t>A whirlpool in a river is the same. It is made of water, but no particular water. It is a shape that the flow keeps making.</w:t>
+        <w:br/>
+        <w:br/>
+        <w:t>Nothing in the flame stays put.</w:t>
       </w:r>
-    </w:p>
-    <w:p>
-      <w:pPr/>
       <w:r>
-        <w:t>Life is like that, with two additions.</w:t>
+        <w:br/>
+        <w:br/>
+        <w:t>The flame itself stays.</w:t>
       </w:r>
-    </w:p>
-    <w:p>
-      <w:pPr/>
       <w:r>
-        <w:t>The pattern carries instructions for making itself.</w:t>
+        <w:br/>
+        <w:br/>
+        <w:t>A whirlpool in a river works the same way.</w:t>
       </w:r>
-    </w:p>
-    <w:p>
-      <w:pPr/>
       <w:r>
-        <w:t>And the instructions can change.</w:t>
+        <w:br/>
+        <w:br/>
+        <w:t>It is made of water, but never the same water twice.</w:t>
+      </w:r>
+      <w:r>
+        <w:br/>
+        <w:br/>
+        <w:t>It is a shape that the flow keeps recreating.</w:t>
+      </w:r>
+      <w:r>
+        <w:br/>
+        <w:br/>
+        <w:t>Life is like that, with two extra features.</w:t>
+      </w:r>
+      <w:r>
+        <w:br/>
+        <w:br/>
+        <w:t>The pattern carries instructions for making more of itself.</w:t>
+      </w:r>
+      <w:r>
+        <w:br/>
+        <w:br/>
+        <w:t>And those instructions can change over time.</w:t>
       </w:r>
     </w:p>
     <w:p>
       <w:pPr>
         <w:pStyle w:val="Heading1"/>
+        <w:ind w:left="0" w:right="0" w:firstLine="0"/>
+        <w:jc w:val="center"/>
       </w:pPr>
       <w:r>
-        <w:t>Why "Chemistry That Evolves" Is the Real Line</w:t>
+        <w:t>Why “Chemistry That Evolves” Is the Real Line</w:t>
       </w:r>
     </w:p>
     <w:p>
-      <w:pPr/>
+      <w:pPr>
+        <w:ind w:left="0" w:right="0" w:firstLine="0"/>
+        <w:jc w:val="center"/>
+      </w:pPr>
       <w:r>
-        <w:t>Consider two beakers.</w:t>
+        <w:t>Picture two beakers side by side.</w:t>
       </w:r>
-    </w:p>
-    <w:p>
-      <w:pPr/>
       <w:r>
-        <w:t>In the first, chemicals react, form interesting structures, and settle down.</w:t>
+        <w:br/>
+        <w:br/>
+        <w:t>In the first, chemicals react, form interesting structures, and then settle down.</w:t>
       </w:r>
-    </w:p>
-    <w:p>
-      <w:pPr/>
       <w:r>
-        <w:t>In the second, chemicals react and form structures that make more structures like themselves.</w:t>
+        <w:br/>
+        <w:br/>
+        <w:t>In the second, chemicals react and form structures that go on to make more structures just like themselves.</w:t>
       </w:r>
-    </w:p>
-    <w:p>
-      <w:pPr/>
       <w:r>
-        <w:t>The second beaker is still not alive, not quite.</w:t>
+        <w:br/>
+        <w:br/>
+        <w:t>That second beaker is still not alive. Not quite.</w:t>
       </w:r>
-    </w:p>
-    <w:p>
-      <w:pPr/>
       <w:r>
-        <w:t>Now let the copying be slightly imperfect.</w:t>
+        <w:br/>
+        <w:br/>
+        <w:t>Now let the copying get slightly imperfect.</w:t>
       </w:r>
-    </w:p>
-    <w:p>
-      <w:pPr/>
       <w:r>
-        <w:t>Some copies are a little different. Some of the different ones copy faster, or last longer, or grab more raw material.</w:t>
+        <w:br/>
+        <w:br/>
+        <w:t>Some copies come out a little different from the original.</w:t>
       </w:r>
-    </w:p>
-    <w:p>
-      <w:pPr/>
       <w:r>
-        <w:t>Those become more common.</w:t>
+        <w:br/>
+        <w:br/>
+        <w:t>Some of those different copies happen to copy faster, last longer, or grab more raw material than the rest.</w:t>
       </w:r>
-    </w:p>
-    <w:p>
-      <w:pPr/>
       <w:r>
-        <w:t>Their descendants inherit the trick and add their own.</w:t>
+        <w:br/>
+        <w:br/>
+        <w:t>Those lucky variants become more common over time.</w:t>
       </w:r>
-    </w:p>
-    <w:p>
-      <w:pPr/>
       <w:r>
-        <w:t>At that moment, and not before, the second beaker has crossed the line.</w:t>
+        <w:br/>
+        <w:br/>
+        <w:t>Their descendants inherit the useful trick, and add their own tricks on top.</w:t>
       </w:r>
-    </w:p>
-    <w:p>
-      <w:pPr/>
       <w:r>
-        <w:t>It has gone from chemistry that merely happens to chemistry that copies, varies, competes, and evolves.</w:t>
+        <w:br/>
+        <w:br/>
+        <w:t>At that exact moment, and not one second before, the second beaker crosses the line into life.</w:t>
       </w:r>
-    </w:p>
-    <w:p>
-      <w:pPr/>
       <w:r>
-        <w:t>Every later marvel, cells, eyes, wings, brains, and books about brains, is what that process does when it is left alone for four billion years.</w:t>
+        <w:br/>
+        <w:br/>
+        <w:t>It has gone from chemistry that merely happens, to chemistry that copies, varies, competes, and evolves.</w:t>
+      </w:r>
+      <w:r>
+        <w:br/>
+        <w:br/>
+        <w:t>Every later marvel, cells, eyes, wings, brains, and yes, books about brains, is simply what this process produces when left alone for about four billion years, roughly the age of the Earth itself.</w:t>
       </w:r>
     </w:p>
     <w:p>
       <w:pPr>
         <w:pStyle w:val="Heading1"/>
+        <w:ind w:left="0" w:right="0" w:firstLine="0"/>
+        <w:jc w:val="center"/>
       </w:pPr>
       <w:r>
         <w:t>Why the Edges Stop Bothering Us</w:t>
       </w:r>
     </w:p>
     <w:p>
-      <w:pPr/>
+      <w:pPr>
+        <w:ind w:left="0" w:right="0" w:firstLine="0"/>
+        <w:jc w:val="center"/>
+      </w:pPr>
       <w:r>
-        <w:t>With this in hand, the border cases sort themselves.</w:t>
+        <w:t>With this definition in hand, the border cases from earlier finally sort themselves out.</w:t>
       </w:r>
-    </w:p>
-    <w:p>
-      <w:pPr/>
       <w:r>
-        <w:t>A virus is a fragment of an evolving system that has outsourced its metabolism.</w:t>
+        <w:br/>
+        <w:br/>
+        <w:t>A virus is a fragment of a larger evolving system that has outsourced its metabolism to a host cell.</w:t>
       </w:r>
-    </w:p>
-    <w:p>
-      <w:pPr/>
       <w:r>
-        <w:t>A mule is a full member of an evolving lineage that happens to be a dead end, which is common. Most individuals of most species are dead ends.</w:t>
+        <w:br/>
+        <w:br/>
+        <w:t>A mule is a full member of an evolving lineage, one that happens to be a dead end.</w:t>
       </w:r>
-    </w:p>
-    <w:p>
-      <w:pPr/>
       <w:r>
-        <w:t>A frozen embryo is a paused process. The pattern is intact. The river is temporarily dammed.</w:t>
+        <w:br/>
+        <w:br/>
+        <w:t>Dead ends like that are common: most individuals of most species never end up reproducing.</w:t>
       </w:r>
-    </w:p>
-    <w:p>
-      <w:pPr/>
       <w:r>
-        <w:t>Fire is a process that cannot store or improve a recipe.</w:t>
+        <w:br/>
+        <w:br/>
+        <w:t>A frozen embryo is simply a paused process.</w:t>
       </w:r>
-    </w:p>
-    <w:p>
-      <w:pPr/>
       <w:r>
+        <w:br/>
+        <w:br/>
+        <w:t>The pattern inside it is intact. The river of energy is just temporarily dammed.</w:t>
+      </w:r>
+      <w:r>
+        <w:br/>
+        <w:br/>
+        <w:t>Fire is a process that cannot store, or improve, a recipe.</w:t>
+      </w:r>
+      <w:r>
+        <w:br/>
+        <w:br/>
         <w:t>A crystal is a pattern that cannot make a useful mistake.</w:t>
       </w:r>
-    </w:p>
-    <w:p>
-      <w:pPr/>
       <w:r>
-        <w:t>None of these needs a special ruling.</w:t>
+        <w:br/>
+        <w:br/>
+        <w:t>None of these cases needs a special ruling anymore.</w:t>
       </w:r>
-    </w:p>
-    <w:p>
-      <w:pPr/>
       <w:r>
+        <w:br/>
+        <w:br/>
         <w:t>The definition was never about what a thing is made of.</w:t>
       </w:r>
-    </w:p>
-    <w:p>
-      <w:pPr/>
       <w:r>
-        <w:t>It was about what a thing does, and whether what it does can get better at doing it.</w:t>
+        <w:br/>
+        <w:br/>
+        <w:t>It was about what a thing does, and whether it can get better at doing it.</w:t>
       </w:r>
     </w:p>
     <w:p>
       <w:pPr>
         <w:pStyle w:val="Heading1"/>
+        <w:ind w:left="0" w:right="0" w:firstLine="0"/>
+        <w:jc w:val="center"/>
       </w:pPr>
       <w:r>
         <w:t>Nobody Was Trying</w:t>
       </w:r>
     </w:p>
     <w:p>
-      <w:pPr/>
+      <w:pPr>
+        <w:ind w:left="0" w:right="0" w:firstLine="0"/>
+        <w:jc w:val="center"/>
+      </w:pPr>
       <w:r>
-        <w:t>One warning belongs here, because it will be needed on nearly every page that follows.</w:t>
+        <w:t>One warning belongs here, because you will need it on nearly every page that follows.</w:t>
       </w:r>
-    </w:p>
-    <w:p>
-      <w:pPr/>
       <w:r>
-        <w:t>When we say that useful changes become more common, it is easy to hear a plan.</w:t>
+        <w:br/>
+        <w:br/>
+        <w:t>When we say useful changes become more common, it is tempting to hear a plan behind it.</w:t>
       </w:r>
-    </w:p>
-    <w:p>
-      <w:pPr/>
       <w:r>
+        <w:br/>
+        <w:br/>
         <w:t>There is none.</w:t>
       </w:r>
-    </w:p>
-    <w:p>
-      <w:pPr/>
       <w:r>
-        <w:t>Evolution has no foresight, no goal, and no idea what comes next.</w:t>
+        <w:br/>
+        <w:br/>
+        <w:t>Evolution has no foresight, no goal, and no idea what happens next.</w:t>
       </w:r>
-    </w:p>
-    <w:p>
-      <w:pPr/>
       <w:r>
-        <w:t>A change is kept because it worked in the situation where it happened, and for no other reason.</w:t>
+        <w:br/>
+        <w:br/>
+        <w:t>A change sticks around because it worked, in the one situation where it happened, and for no other reason.</w:t>
       </w:r>
-    </w:p>
-    <w:p>
-      <w:pPr/>
       <w:r>
-        <w:t>Everything in this book that looks designed, and much of it will, was assembled by a process that was only ever trying to get through the next generation.</w:t>
+        <w:br/>
+        <w:br/>
+        <w:t>Everything in this book that looks designed, and a lot of it will, was actually assembled by a process that was only ever trying to survive to the next generation.</w:t>
       </w:r>
     </w:p>
     <w:p>
       <w:pPr>
         <w:pStyle w:val="Heading1"/>
+        <w:ind w:left="0" w:right="0" w:firstLine="0"/>
+        <w:jc w:val="center"/>
       </w:pPr>
       <w:r>
         <w:t>A Map of the Book</w:t>
       </w:r>
     </w:p>
     <w:p>
-      <w:pPr/>
+      <w:pPr>
+        <w:ind w:left="0" w:right="0" w:firstLine="0"/>
+        <w:jc w:val="center"/>
+      </w:pPr>
       <w:r>
-        <w:t>Here is where we are going.</w:t>
+        <w:t>Here is where this book is going.</w:t>
       </w:r>
-    </w:p>
-    <w:p>
-      <w:pPr/>
       <w:r>
-        <w:t>First, the chemistry. Which atoms, why carbon, why water, and what energy actually is inside a cell.</w:t>
+        <w:br/>
+        <w:br/>
+        <w:t>First, the chemistry: which atoms matter, why carbon, why water, and what energy actually means inside a cell.</w:t>
       </w:r>
-    </w:p>
-    <w:p>
-      <w:pPr/>
       <w:r>
-        <w:t>Then the hardest question in biology: how chemistry that merely happens became chemistry that evolves, and why nobody has fully answered it yet.</w:t>
+        <w:br/>
+        <w:br/>
+        <w:t>Then the hardest question in all of biology: how chemistry that merely happens became chemistry that evolves, a puzzle nobody has fully solved yet.</w:t>
       </w:r>
-    </w:p>
-    <w:p>
-      <w:pPr/>
       <w:r>
-        <w:t>Then the first cells and the three billion years in which life was microscopic and apparently in no hurry.</w:t>
+        <w:br/>
+        <w:br/>
+        <w:t>Then the first cells, and the three billion years, about two-thirds of Earth's entire history so far, during which life stayed microscopic and seemed to be in no hurry at all.</w:t>
       </w:r>
-    </w:p>
-    <w:p>
-      <w:pPr/>
       <w:r>
-        <w:t>Then Darwin, and the machine he discovered: selection, genes, DNA, sex, and the surprising evolution of cooperation.</w:t>
+        <w:br/>
+        <w:br/>
+        <w:t>Then Darwin, the naturalist who worked out natural selection, and the machine he discovered: selection, genes, DNA, sex, and the surprising evolution of cooperation between organisms.</w:t>
       </w:r>
-    </w:p>
-    <w:p>
-      <w:pPr/>
       <w:r>
-        <w:t>Then the great transitions: the cell with an engine, the invention of bodies, the Cambrian burst of body plans, the genes that build animals, the mass extinctions, and the question of whether evolution would come out the same way if it were run again.</w:t>
+        <w:br/>
+        <w:br/>
+        <w:t>Then the great transitions: the cell that grew an internal engine, and the invention of bodies.</w:t>
       </w:r>
-    </w:p>
-    <w:p>
-      <w:pPr/>
       <w:r>
-        <w:t>Then us. Our short history, the evolution that is still happening around us and in us, and the brains that evolution built to predict the world.</w:t>
+        <w:br/>
+        <w:br/>
+        <w:t>Also the sudden burst of new body plans known as the Cambrian explosion, the genes that build animals, and the mass extinctions that reset the board again and again.</w:t>
       </w:r>
-    </w:p>
-    <w:p>
-      <w:pPr/>
       <w:r>
-        <w:t>Then minds: the strange loop of a brain that models itself, language and culture, the self, and whether a mind can be built out of something other than a body.</w:t>
+        <w:br/>
+        <w:br/>
+        <w:t>And one open question: would evolution turn out the same way if you could somehow run it again from scratch?</w:t>
       </w:r>
-    </w:p>
-    <w:p>
-      <w:pPr/>
       <w:r>
-        <w:t>And at the end, elsewhere. Whether life came to Earth from space, and what that would mean.</w:t>
+        <w:br/>
+        <w:br/>
+        <w:t>Then us: our short history, the evolution still happening around us and inside us right now, and the brains that evolution built to help us predict the world.</w:t>
       </w:r>
-    </w:p>
-    <w:p>
-      <w:pPr/>
       <w:r>
-        <w:t>The chapters are short.</w:t>
+        <w:br/>
+        <w:br/>
+        <w:t>Then minds: the strange loop of a brain that models itself, language and culture, the sense of self, and whether a mind could ever be built from something other than a body.</w:t>
       </w:r>
-    </w:p>
-    <w:p>
-      <w:pPr/>
       <w:r>
-        <w:t>The ideas are not.</w:t>
+        <w:br/>
+        <w:br/>
+        <w:t>And at the end, elsewhere: whether life could have come to Earth from space, and what that would actually mean.</w:t>
+      </w:r>
+      <w:r>
+        <w:br/>
+        <w:br/>
+        <w:t>The chapters ahead are short.</w:t>
+      </w:r>
+      <w:r>
+        <w:br/>
+        <w:br/>
+        <w:t>The ideas inside them are not.</w:t>
       </w:r>
     </w:p>
     <w:p>
       <w:pPr>
         <w:pStyle w:val="Heading1"/>
+        <w:ind w:left="0" w:right="0" w:firstLine="0"/>
+        <w:jc w:val="center"/>
       </w:pPr>
       <w:r>
         <w:t>The Punchline</w:t>
       </w:r>
     </w:p>
     <w:p>
-      <w:pPr/>
+      <w:pPr>
+        <w:ind w:left="0" w:right="0" w:firstLine="0"/>
+        <w:jc w:val="center"/>
+      </w:pPr>
       <w:r>
-        <w:t>Schrödinger asked a physicist's question and got two things right that biologists had not yet found.</w:t>
+        <w:t>Schrödinger asked a physicist's question, and got two things right that biologists had not yet found on their own.</w:t>
       </w:r>
-    </w:p>
-    <w:p>
-      <w:pPr/>
       <w:r>
-        <w:t>Life pays for its order with disorder exported somewhere else.</w:t>
+        <w:br/>
+        <w:br/>
+        <w:t>Life pays for its order by exporting disorder somewhere else.</w:t>
       </w:r>
-    </w:p>
-    <w:p>
-      <w:pPr/>
       <w:r>
-        <w:t>And heredity is written in a stable, non-repeating molecule.</w:t>
+        <w:br/>
+        <w:br/>
+        <w:t>And heredity is written into a stable molecule whose pattern never repeats.</w:t>
       </w:r>
-    </w:p>
-    <w:p>
-      <w:pPr/>
       <w:r>
-        <w:t>What he could not have known was how far the second answer reaches.</w:t>
+        <w:br/>
+        <w:br/>
+        <w:t>What he could not have known was how far that second answer would reach.</w:t>
       </w:r>
-    </w:p>
-    <w:p>
-      <w:pPr/>
       <w:r>
-        <w:t>Once a molecule can be copied, and copied with occasional mistakes, and the mistakes can be judged by whether they help, the universe has a new kind of thing in it.</w:t>
+        <w:br/>
+        <w:br/>
+        <w:t>Once a molecule can be copied, with occasional mistakes, something new happens.</w:t>
       </w:r>
-    </w:p>
-    <w:p>
-      <w:pPr/>
       <w:r>
+        <w:br/>
+        <w:br/>
+        <w:t>Those mistakes get judged, quietly, by whether they help or hurt.</w:t>
+      </w:r>
+      <w:r>
+        <w:br/>
+        <w:br/>
+        <w:t>At that point, the universe gains a genuinely new kind of thing in it.</w:t>
+      </w:r>
+      <w:r>
+        <w:br/>
+        <w:br/>
         <w:t>Not a new substance.</w:t>
       </w:r>
-    </w:p>
-    <w:p>
-      <w:pPr/>
       <w:r>
-        <w:t>A process that keeps its own recipe and edits it.</w:t>
+        <w:br/>
+        <w:br/>
+        <w:t>A process that keeps its own recipe, and keeps editing it.</w:t>
       </w:r>
-    </w:p>
-    <w:p>
-      <w:pPr/>
       <w:r>
-        <w:t>Everything alive is that process, still running.</w:t>
+        <w:br/>
+        <w:br/>
+        <w:t>Everything alive today is that same process, still running.</w:t>
       </w:r>
-    </w:p>
-    <w:p>
-      <w:pPr/>
       <w:r>
-        <w:t>You are reading this with a copy of the recipe in every cell.</w:t>
+        <w:br/>
+        <w:br/>
+        <w:t>Right now, you are reading this with a copy of that recipe in every one of your cells.</w:t>
       </w:r>
-    </w:p>
-    <w:p>
-      <w:pPr/>
       <w:r>
-        <w:t>The recipe is about four billion years old.</w:t>
+        <w:br/>
+        <w:br/>
+        <w:t>The recipe is about four billion years old, older than nearly everything on Earth except the planet itself.</w:t>
       </w:r>
-    </w:p>
-    <w:p>
-      <w:pPr/>
       <w:r>
+        <w:br/>
+        <w:br/>
         <w:t>It has never once been finished.</w:t>
       </w:r>
     </w:p>
@@ -1430,12 +1621,12 @@
       <w:outlineLvl w:val="0"/>
     </w:pPr>
     <w:rPr>
-      <w:rFonts w:asciiTheme="majorHAnsi" w:eastAsiaTheme="majorEastAsia" w:hAnsiTheme="majorHAnsi" w:cstheme="majorBidi" w:ascii="Georgia" w:hAnsi="Georgia"/>
+      <w:rFonts w:ascii="Amazon Ember" w:hAnsi="Amazon Ember" w:cs="Amazon Ember"/>
       <w:b/>
       <w:bCs/>
-      <w:color w:val="365F91" w:themeColor="accent1" w:themeShade="BF"/>
-      <w:sz w:val="30"/>
-      <w:szCs w:val="28"/>
+      <w:color w:val="0000FF"/>
+      <w:sz w:val="36"/>
+      <w:szCs w:val="36"/>
     </w:rPr>
   </w:style>
   <w:style w:type="paragraph" w:styleId="Heading2">
@@ -1720,13 +1911,11 @@
       <w:jc w:val="center"/>
     </w:pPr>
     <w:rPr>
-      <w:rFonts w:asciiTheme="majorHAnsi" w:eastAsiaTheme="majorEastAsia" w:hAnsiTheme="majorHAnsi" w:cstheme="majorBidi" w:ascii="Georgia" w:hAnsi="Georgia"/>
+      <w:rFonts w:ascii="Amazon Ember" w:hAnsi="Amazon Ember" w:cs="Amazon Ember"/>
       <w:b/>
-      <w:color w:val="17365D" w:themeColor="text2" w:themeShade="BF"/>
-      <w:spacing w:val="5"/>
-      <w:kern w:val="28"/>
-      <w:sz w:val="40"/>
-      <w:szCs w:val="52"/>
+      <w:color w:val="0000FF"/>
+      <w:sz w:val="36"/>
+      <w:szCs w:val="36"/>
     </w:rPr>
   </w:style>
   <w:style w:type="character" w:customStyle="1" w:styleId="TitleChar">
